--- a/content/resumes/failure_resume.pdf.docx
+++ b/content/resumes/failure_resume.pdf.docx
@@ -222,7 +222,7 @@
           <w:sz w:val="22"/>
           <w:szCs w:val="22"/>
         </w:rPr>
-        <w:pict w14:anchorId="489AA15E">
+        <w:pict w14:anchorId="62A50D16">
           <v:rect id="_x0000_i1027" alt="" style="width:458.85pt;height:.05pt;mso-width-percent:0;mso-height-percent:0;mso-width-percent:0;mso-height-percent:0" o:hrpct="990" o:hralign="center" o:hrstd="t" o:hr="t" fillcolor="#a0a0a0" stroked="f"/>
         </w:pict>
       </w:r>
@@ -298,21 +298,8 @@
           <w:szCs w:val="22"/>
           <w14:ligatures w14:val="none"/>
         </w:rPr>
-        <w:t xml:space="preserve">Journals My Papers Have Been Rejected </w:t>
-      </w:r>
-      <w:proofErr w:type="gramStart"/>
-      <w:r>
-        <w:rPr>
-          <w:rFonts w:ascii="Times" w:eastAsia="Times" w:hAnsi="Times" w:cs="Times"/>
-          <w:b/>
-          <w:kern w:val="0"/>
-          <w:sz w:val="22"/>
-          <w:szCs w:val="22"/>
-          <w14:ligatures w14:val="none"/>
-        </w:rPr>
-        <w:t>At</w:t>
-      </w:r>
-      <w:proofErr w:type="gramEnd"/>
+        <w:t>Journals My Papers Have Been Rejected At</w:t>
+      </w:r>
       <w:r>
         <w:rPr>
           <w:rFonts w:ascii="Times" w:eastAsia="Times" w:hAnsi="Times" w:cs="Times"/>
@@ -376,6 +363,68 @@
           <w14:ligatures w14:val="none"/>
         </w:rPr>
         <w:t>Nature Energy</w:t>
+      </w:r>
+    </w:p>
+    <w:p>
+      <w:pPr>
+        <w:pStyle w:val="ListParagraph"/>
+        <w:numPr>
+          <w:ilvl w:val="0"/>
+          <w:numId w:val="17"/>
+        </w:numPr>
+        <w:tabs>
+          <w:tab w:val="right" w:pos="9360"/>
+        </w:tabs>
+        <w:rPr>
+          <w:rFonts w:ascii="Times" w:eastAsia="Times" w:hAnsi="Times" w:cs="Times"/>
+          <w:bCs/>
+          <w:kern w:val="0"/>
+          <w:sz w:val="22"/>
+          <w:szCs w:val="22"/>
+          <w14:ligatures w14:val="none"/>
+        </w:rPr>
+      </w:pPr>
+      <w:r>
+        <w:rPr>
+          <w:rFonts w:ascii="Times" w:eastAsia="Times" w:hAnsi="Times" w:cs="Times"/>
+          <w:bCs/>
+          <w:kern w:val="0"/>
+          <w:sz w:val="22"/>
+          <w:szCs w:val="22"/>
+          <w14:ligatures w14:val="none"/>
+        </w:rPr>
+        <w:t>Nature Sustainability</w:t>
+      </w:r>
+    </w:p>
+    <w:p>
+      <w:pPr>
+        <w:pStyle w:val="ListParagraph"/>
+        <w:numPr>
+          <w:ilvl w:val="0"/>
+          <w:numId w:val="17"/>
+        </w:numPr>
+        <w:tabs>
+          <w:tab w:val="right" w:pos="9360"/>
+        </w:tabs>
+        <w:rPr>
+          <w:rFonts w:ascii="Times" w:eastAsia="Times" w:hAnsi="Times" w:cs="Times"/>
+          <w:bCs/>
+          <w:kern w:val="0"/>
+          <w:sz w:val="22"/>
+          <w:szCs w:val="22"/>
+          <w14:ligatures w14:val="none"/>
+        </w:rPr>
+      </w:pPr>
+      <w:r>
+        <w:rPr>
+          <w:rFonts w:ascii="Times" w:eastAsia="Times" w:hAnsi="Times" w:cs="Times"/>
+          <w:bCs/>
+          <w:kern w:val="0"/>
+          <w:sz w:val="22"/>
+          <w:szCs w:val="22"/>
+          <w14:ligatures w14:val="none"/>
+        </w:rPr>
+        <w:t>PNAS</w:t>
       </w:r>
     </w:p>
     <w:p>
@@ -1115,7 +1164,7 @@
           <w:sz w:val="22"/>
           <w:szCs w:val="22"/>
         </w:rPr>
-        <w:pict w14:anchorId="63E2C848">
+        <w:pict w14:anchorId="033C9214">
           <v:rect id="_x0000_i1026" alt="" style="width:468pt;height:.05pt;mso-width-percent:0;mso-height-percent:0;mso-width-percent:0;mso-height-percent:0" o:hralign="center" o:hrstd="t" o:hr="t" fillcolor="#a0a0a0" stroked="f"/>
         </w:pict>
       </w:r>
@@ -1325,7 +1374,7 @@
           <w:sz w:val="22"/>
           <w:szCs w:val="22"/>
         </w:rPr>
-        <w:pict w14:anchorId="4EE97909">
+        <w:pict w14:anchorId="47733A9B">
           <v:rect id="_x0000_i1025" alt="" style="width:468pt;height:.05pt;mso-width-percent:0;mso-height-percent:0;mso-width-percent:0;mso-height-percent:0" o:hralign="center" o:hrstd="t" o:hr="t" fillcolor="#a0a0a0" stroked="f"/>
         </w:pict>
       </w:r>
